--- a/lessons/4-2/downloads/reveal/teacher/4.2-session-2-prerequisite-practice-b.docx
+++ b/lessons/4-2/downloads/reveal/teacher/4.2-session-2-prerequisite-practice-b.docx
@@ -114,7 +114,7 @@
           <w:sz w:val="17"/>
           <w:szCs w:val="17"/>
         </w:rPr>
-        <w:t xml:space="preserve">Builds on Lesson 4-2 Session 1 · 6.RP.A.3c</w:t>
+        <w:t xml:space="preserve">Builds on Lesson 4-2 Session 1</w:t>
       </w:r>
     </w:p>
     <w:tbl>
@@ -245,7 +245,7 @@
                 <w:sz w:val="20"/>
                 <w:szCs w:val="20"/>
               </w:rPr>
-              <w:t xml:space="preserve">You will use it in Practice Form A, problems 2 and 3.</w:t>
+              <w:t xml:space="preserve">You will use it in Practice, problems 2, 3, and 4.</w:t>
             </w:r>
           </w:p>
         </w:tc>
@@ -261,6 +261,7 @@
           <w:tab w:val="right" w:pos="9504"/>
         </w:tabs>
         <w:spacing w:before="50" w:after="36" w:line="240" w:lineRule="auto"/>
+        <w:outlineLvl w:val="1"/>
       </w:pPr>
       <w:r>
         <w:rPr>
@@ -527,6 +528,7 @@
           <w:tab w:val="right" w:pos="9504"/>
         </w:tabs>
         <w:spacing w:before="50" w:after="36" w:line="240" w:lineRule="auto"/>
+        <w:outlineLvl w:val="1"/>
       </w:pPr>
       <w:r>
         <w:rPr>
@@ -733,6 +735,7 @@
           <w:tab w:val="right" w:pos="9504"/>
         </w:tabs>
         <w:spacing w:before="50" w:after="36" w:line="240" w:lineRule="auto"/>
+        <w:outlineLvl w:val="1"/>
       </w:pPr>
       <w:r>
         <w:rPr>
@@ -779,8 +782,8 @@
           <w:rFonts w:ascii="Avenir Next" w:hAnsi="Avenir Next" w:cs="Avenir Next" w:eastAsia="Avenir Next"/>
           <w:b/>
           <w:color w:val="1A1A1A"/>
-          <w:sz w:val="22"/>
-          <w:szCs w:val="22"/>
+          <w:sz w:val="21"/>
+          <w:szCs w:val="21"/>
         </w:rPr>
         <w:t xml:space="preserve">1.</w:t>
       </w:r>
@@ -788,8 +791,8 @@
         <w:rPr>
           <w:rFonts w:ascii="Avenir Next" w:hAnsi="Avenir Next" w:cs="Avenir Next" w:eastAsia="Avenir Next"/>
           <w:color w:val="1A1A1A"/>
-          <w:sz w:val="22"/>
-          <w:szCs w:val="22"/>
+          <w:sz w:val="21"/>
+          <w:szCs w:val="21"/>
         </w:rPr>
         <w:tab/>
       </w:r>
@@ -797,8 +800,8 @@
         <w:rPr>
           <w:rFonts w:ascii="Avenir Next" w:hAnsi="Avenir Next" w:cs="Avenir Next" w:eastAsia="Avenir Next"/>
           <w:color w:val="1A1A1A"/>
-          <w:sz w:val="22"/>
-          <w:szCs w:val="22"/>
+          <w:sz w:val="21"/>
+          <w:szCs w:val="21"/>
         </w:rPr>
         <w:t xml:space="preserve">Write 0.9 and 4/5 as percents.</w:t>
       </w:r>
@@ -1003,8 +1006,8 @@
           <w:rFonts w:ascii="Avenir Next" w:hAnsi="Avenir Next" w:cs="Avenir Next" w:eastAsia="Avenir Next"/>
           <w:b/>
           <w:color w:val="1A1A1A"/>
-          <w:sz w:val="22"/>
-          <w:szCs w:val="22"/>
+          <w:sz w:val="21"/>
+          <w:szCs w:val="21"/>
         </w:rPr>
         <w:t xml:space="preserve">2.</w:t>
       </w:r>
@@ -1012,8 +1015,8 @@
         <w:rPr>
           <w:rFonts w:ascii="Avenir Next" w:hAnsi="Avenir Next" w:cs="Avenir Next" w:eastAsia="Avenir Next"/>
           <w:color w:val="1A1A1A"/>
-          <w:sz w:val="22"/>
-          <w:szCs w:val="22"/>
+          <w:sz w:val="21"/>
+          <w:szCs w:val="21"/>
         </w:rPr>
         <w:tab/>
       </w:r>
@@ -1021,8 +1024,8 @@
         <w:rPr>
           <w:rFonts w:ascii="Avenir Next" w:hAnsi="Avenir Next" w:cs="Avenir Next" w:eastAsia="Avenir Next"/>
           <w:color w:val="1A1A1A"/>
-          <w:sz w:val="22"/>
-          <w:szCs w:val="22"/>
+          <w:sz w:val="21"/>
+          <w:szCs w:val="21"/>
         </w:rPr>
         <w:t xml:space="preserve">Write 0.07 and 18/25 as percents.</w:t>
       </w:r>
@@ -1232,6 +1235,7 @@
           <w:tab w:val="right" w:pos="9504"/>
         </w:tabs>
         <w:spacing w:before="50" w:after="36" w:line="240" w:lineRule="auto"/>
+        <w:outlineLvl w:val="1"/>
       </w:pPr>
       <w:r>
         <w:rPr>
@@ -1316,8 +1320,8 @@
                 <w:rFonts w:ascii="Avenir Next" w:hAnsi="Avenir Next" w:cs="Avenir Next" w:eastAsia="Avenir Next"/>
                 <w:b/>
                 <w:color w:val="1A1A1A"/>
-                <w:sz w:val="22"/>
-                <w:szCs w:val="22"/>
+                <w:sz w:val="21"/>
+                <w:szCs w:val="21"/>
               </w:rPr>
               <w:t xml:space="preserve">3.</w:t>
             </w:r>
@@ -1325,8 +1329,8 @@
               <w:rPr>
                 <w:rFonts w:ascii="Avenir Next" w:hAnsi="Avenir Next" w:cs="Avenir Next" w:eastAsia="Avenir Next"/>
                 <w:color w:val="1A1A1A"/>
-                <w:sz w:val="22"/>
-                <w:szCs w:val="22"/>
+                <w:sz w:val="21"/>
+                <w:szCs w:val="21"/>
               </w:rPr>
               <w:tab/>
             </w:r>
@@ -1334,8 +1338,8 @@
               <w:rPr>
                 <w:rFonts w:ascii="Avenir Next" w:hAnsi="Avenir Next" w:cs="Avenir Next" w:eastAsia="Avenir Next"/>
                 <w:color w:val="1A1A1A"/>
-                <w:sz w:val="22"/>
-                <w:szCs w:val="22"/>
+                <w:sz w:val="21"/>
+                <w:szCs w:val="21"/>
               </w:rPr>
               <w:t xml:space="preserve">Write each value as a percent.</w:t>
             </w:r>
@@ -1390,8 +1394,8 @@
                       <w:rFonts w:ascii="Avenir Next" w:hAnsi="Avenir Next" w:cs="Avenir Next" w:eastAsia="Avenir Next"/>
                       <w:b/>
                       <w:color w:val="003A70"/>
-                      <w:sz w:val="22"/>
-                      <w:szCs w:val="22"/>
+                      <w:sz w:val="21"/>
+                      <w:szCs w:val="21"/>
                     </w:rPr>
                     <w:t xml:space="preserve">a.</w:t>
                   </w:r>
@@ -1399,8 +1403,8 @@
                     <w:rPr>
                       <w:rFonts w:ascii="Avenir Next" w:hAnsi="Avenir Next" w:cs="Avenir Next" w:eastAsia="Avenir Next"/>
                       <w:color w:val="1A1A1A"/>
-                      <w:sz w:val="22"/>
-                      <w:szCs w:val="22"/>
+                      <w:sz w:val="21"/>
+                      <w:szCs w:val="21"/>
                     </w:rPr>
                     <w:tab/>
                   </w:r>
@@ -1408,8 +1412,8 @@
                     <w:rPr>
                       <w:rFonts w:ascii="Avenir Next" w:hAnsi="Avenir Next" w:cs="Avenir Next" w:eastAsia="Avenir Next"/>
                       <w:color w:val="1A1A1A"/>
-                      <w:sz w:val="22"/>
-                      <w:szCs w:val="22"/>
+                      <w:sz w:val="21"/>
+                      <w:szCs w:val="21"/>
                     </w:rPr>
                     <w:t xml:space="preserve">0.4 =</w:t>
                   </w:r>
@@ -1417,8 +1421,8 @@
                     <w:rPr>
                       <w:rFonts w:ascii="Avenir Next" w:hAnsi="Avenir Next" w:cs="Avenir Next" w:eastAsia="Avenir Next"/>
                       <w:color w:val="1A1A1A"/>
-                      <w:sz w:val="22"/>
-                      <w:szCs w:val="22"/>
+                      <w:sz w:val="21"/>
+                      <w:szCs w:val="21"/>
                     </w:rPr>
                     <w:t xml:space="preserve">  </w:t>
                   </w:r>
@@ -1426,8 +1430,8 @@
                     <w:rPr>
                       <w:rFonts w:ascii="Avenir Next" w:hAnsi="Avenir Next" w:cs="Avenir Next" w:eastAsia="Avenir Next"/>
                       <w:color w:val="1A1A1A"/>
-                      <w:sz w:val="22"/>
-                      <w:szCs w:val="22"/>
+                      <w:sz w:val="21"/>
+                      <w:szCs w:val="21"/>
                       <w:u w:val="single"/>
                     </w:rPr>
                     <w:t xml:space="preserve">      </w:t>
@@ -1436,8 +1440,8 @@
                     <w:rPr>
                       <w:rFonts w:ascii="Avenir Next" w:hAnsi="Avenir Next" w:cs="Avenir Next" w:eastAsia="Avenir Next"/>
                       <w:color w:val="1A1A1A"/>
-                      <w:sz w:val="22"/>
-                      <w:szCs w:val="22"/>
+                      <w:sz w:val="21"/>
+                      <w:szCs w:val="21"/>
                     </w:rPr>
                     <w:t xml:space="preserve"> %</w:t>
                   </w:r>
@@ -1461,8 +1465,8 @@
                       <w:rFonts w:ascii="Avenir Next" w:hAnsi="Avenir Next" w:cs="Avenir Next" w:eastAsia="Avenir Next"/>
                       <w:b/>
                       <w:color w:val="003A70"/>
-                      <w:sz w:val="22"/>
-                      <w:szCs w:val="22"/>
+                      <w:sz w:val="21"/>
+                      <w:szCs w:val="21"/>
                     </w:rPr>
                     <w:t xml:space="preserve">b.</w:t>
                   </w:r>
@@ -1470,8 +1474,8 @@
                     <w:rPr>
                       <w:rFonts w:ascii="Avenir Next" w:hAnsi="Avenir Next" w:cs="Avenir Next" w:eastAsia="Avenir Next"/>
                       <w:color w:val="1A1A1A"/>
-                      <w:sz w:val="22"/>
-                      <w:szCs w:val="22"/>
+                      <w:sz w:val="21"/>
+                      <w:szCs w:val="21"/>
                     </w:rPr>
                     <w:tab/>
                   </w:r>
@@ -1479,8 +1483,8 @@
                     <w:rPr>
                       <w:rFonts w:ascii="Avenir Next" w:hAnsi="Avenir Next" w:cs="Avenir Next" w:eastAsia="Avenir Next"/>
                       <w:color w:val="1A1A1A"/>
-                      <w:sz w:val="22"/>
-                      <w:szCs w:val="22"/>
+                      <w:sz w:val="21"/>
+                      <w:szCs w:val="21"/>
                     </w:rPr>
                     <w:t xml:space="preserve">3/4 =</w:t>
                   </w:r>
@@ -1488,8 +1492,8 @@
                     <w:rPr>
                       <w:rFonts w:ascii="Avenir Next" w:hAnsi="Avenir Next" w:cs="Avenir Next" w:eastAsia="Avenir Next"/>
                       <w:color w:val="1A1A1A"/>
-                      <w:sz w:val="22"/>
-                      <w:szCs w:val="22"/>
+                      <w:sz w:val="21"/>
+                      <w:szCs w:val="21"/>
                     </w:rPr>
                     <w:t xml:space="preserve">  </w:t>
                   </w:r>
@@ -1497,8 +1501,8 @@
                     <w:rPr>
                       <w:rFonts w:ascii="Avenir Next" w:hAnsi="Avenir Next" w:cs="Avenir Next" w:eastAsia="Avenir Next"/>
                       <w:color w:val="1A1A1A"/>
-                      <w:sz w:val="22"/>
-                      <w:szCs w:val="22"/>
+                      <w:sz w:val="21"/>
+                      <w:szCs w:val="21"/>
                       <w:u w:val="single"/>
                     </w:rPr>
                     <w:t xml:space="preserve">      </w:t>
@@ -1507,8 +1511,8 @@
                     <w:rPr>
                       <w:rFonts w:ascii="Avenir Next" w:hAnsi="Avenir Next" w:cs="Avenir Next" w:eastAsia="Avenir Next"/>
                       <w:color w:val="1A1A1A"/>
-                      <w:sz w:val="22"/>
-                      <w:szCs w:val="22"/>
+                      <w:sz w:val="21"/>
+                      <w:szCs w:val="21"/>
                     </w:rPr>
                     <w:t xml:space="preserve"> %</w:t>
                   </w:r>
@@ -1532,8 +1536,8 @@
                       <w:rFonts w:ascii="Avenir Next" w:hAnsi="Avenir Next" w:cs="Avenir Next" w:eastAsia="Avenir Next"/>
                       <w:b/>
                       <w:color w:val="003A70"/>
-                      <w:sz w:val="22"/>
-                      <w:szCs w:val="22"/>
+                      <w:sz w:val="21"/>
+                      <w:szCs w:val="21"/>
                     </w:rPr>
                     <w:t xml:space="preserve">c.</w:t>
                   </w:r>
@@ -1541,8 +1545,8 @@
                     <w:rPr>
                       <w:rFonts w:ascii="Avenir Next" w:hAnsi="Avenir Next" w:cs="Avenir Next" w:eastAsia="Avenir Next"/>
                       <w:color w:val="1A1A1A"/>
-                      <w:sz w:val="22"/>
-                      <w:szCs w:val="22"/>
+                      <w:sz w:val="21"/>
+                      <w:szCs w:val="21"/>
                     </w:rPr>
                     <w:tab/>
                   </w:r>
@@ -1550,8 +1554,8 @@
                     <w:rPr>
                       <w:rFonts w:ascii="Avenir Next" w:hAnsi="Avenir Next" w:cs="Avenir Next" w:eastAsia="Avenir Next"/>
                       <w:color w:val="1A1A1A"/>
-                      <w:sz w:val="22"/>
-                      <w:szCs w:val="22"/>
+                      <w:sz w:val="21"/>
+                      <w:szCs w:val="21"/>
                     </w:rPr>
                     <w:t xml:space="preserve">0.15 =</w:t>
                   </w:r>
@@ -1559,8 +1563,8 @@
                     <w:rPr>
                       <w:rFonts w:ascii="Avenir Next" w:hAnsi="Avenir Next" w:cs="Avenir Next" w:eastAsia="Avenir Next"/>
                       <w:color w:val="1A1A1A"/>
-                      <w:sz w:val="22"/>
-                      <w:szCs w:val="22"/>
+                      <w:sz w:val="21"/>
+                      <w:szCs w:val="21"/>
                     </w:rPr>
                     <w:t xml:space="preserve">  </w:t>
                   </w:r>
@@ -1568,8 +1572,8 @@
                     <w:rPr>
                       <w:rFonts w:ascii="Avenir Next" w:hAnsi="Avenir Next" w:cs="Avenir Next" w:eastAsia="Avenir Next"/>
                       <w:color w:val="1A1A1A"/>
-                      <w:sz w:val="22"/>
-                      <w:szCs w:val="22"/>
+                      <w:sz w:val="21"/>
+                      <w:szCs w:val="21"/>
                       <w:u w:val="single"/>
                     </w:rPr>
                     <w:t xml:space="preserve">      </w:t>
@@ -1578,8 +1582,8 @@
                     <w:rPr>
                       <w:rFonts w:ascii="Avenir Next" w:hAnsi="Avenir Next" w:cs="Avenir Next" w:eastAsia="Avenir Next"/>
                       <w:color w:val="1A1A1A"/>
-                      <w:sz w:val="22"/>
-                      <w:szCs w:val="22"/>
+                      <w:sz w:val="21"/>
+                      <w:szCs w:val="21"/>
                     </w:rPr>
                     <w:t xml:space="preserve"> %</w:t>
                   </w:r>
@@ -1609,8 +1613,8 @@
                       <w:rFonts w:ascii="Avenir Next" w:hAnsi="Avenir Next" w:cs="Avenir Next" w:eastAsia="Avenir Next"/>
                       <w:b/>
                       <w:color w:val="003A70"/>
-                      <w:sz w:val="22"/>
-                      <w:szCs w:val="22"/>
+                      <w:sz w:val="21"/>
+                      <w:szCs w:val="21"/>
                     </w:rPr>
                     <w:t xml:space="preserve">d.</w:t>
                   </w:r>
@@ -1618,8 +1622,8 @@
                     <w:rPr>
                       <w:rFonts w:ascii="Avenir Next" w:hAnsi="Avenir Next" w:cs="Avenir Next" w:eastAsia="Avenir Next"/>
                       <w:color w:val="1A1A1A"/>
-                      <w:sz w:val="22"/>
-                      <w:szCs w:val="22"/>
+                      <w:sz w:val="21"/>
+                      <w:szCs w:val="21"/>
                     </w:rPr>
                     <w:tab/>
                   </w:r>
@@ -1627,8 +1631,8 @@
                     <w:rPr>
                       <w:rFonts w:ascii="Avenir Next" w:hAnsi="Avenir Next" w:cs="Avenir Next" w:eastAsia="Avenir Next"/>
                       <w:color w:val="1A1A1A"/>
-                      <w:sz w:val="22"/>
-                      <w:szCs w:val="22"/>
+                      <w:sz w:val="21"/>
+                      <w:szCs w:val="21"/>
                     </w:rPr>
                     <w:t xml:space="preserve">9/20 =</w:t>
                   </w:r>
@@ -1636,8 +1640,8 @@
                     <w:rPr>
                       <w:rFonts w:ascii="Avenir Next" w:hAnsi="Avenir Next" w:cs="Avenir Next" w:eastAsia="Avenir Next"/>
                       <w:color w:val="1A1A1A"/>
-                      <w:sz w:val="22"/>
-                      <w:szCs w:val="22"/>
+                      <w:sz w:val="21"/>
+                      <w:szCs w:val="21"/>
                     </w:rPr>
                     <w:t xml:space="preserve">  </w:t>
                   </w:r>
@@ -1645,8 +1649,8 @@
                     <w:rPr>
                       <w:rFonts w:ascii="Avenir Next" w:hAnsi="Avenir Next" w:cs="Avenir Next" w:eastAsia="Avenir Next"/>
                       <w:color w:val="1A1A1A"/>
-                      <w:sz w:val="22"/>
-                      <w:szCs w:val="22"/>
+                      <w:sz w:val="21"/>
+                      <w:szCs w:val="21"/>
                       <w:u w:val="single"/>
                     </w:rPr>
                     <w:t xml:space="preserve">      </w:t>
@@ -1655,8 +1659,8 @@
                     <w:rPr>
                       <w:rFonts w:ascii="Avenir Next" w:hAnsi="Avenir Next" w:cs="Avenir Next" w:eastAsia="Avenir Next"/>
                       <w:color w:val="1A1A1A"/>
-                      <w:sz w:val="22"/>
-                      <w:szCs w:val="22"/>
+                      <w:sz w:val="21"/>
+                      <w:szCs w:val="21"/>
                     </w:rPr>
                     <w:t xml:space="preserve"> %</w:t>
                   </w:r>
@@ -1680,8 +1684,8 @@
                       <w:rFonts w:ascii="Avenir Next" w:hAnsi="Avenir Next" w:cs="Avenir Next" w:eastAsia="Avenir Next"/>
                       <w:b/>
                       <w:color w:val="003A70"/>
-                      <w:sz w:val="22"/>
-                      <w:szCs w:val="22"/>
+                      <w:sz w:val="21"/>
+                      <w:szCs w:val="21"/>
                     </w:rPr>
                     <w:t xml:space="preserve">e.</w:t>
                   </w:r>
@@ -1689,8 +1693,8 @@
                     <w:rPr>
                       <w:rFonts w:ascii="Avenir Next" w:hAnsi="Avenir Next" w:cs="Avenir Next" w:eastAsia="Avenir Next"/>
                       <w:color w:val="1A1A1A"/>
-                      <w:sz w:val="22"/>
-                      <w:szCs w:val="22"/>
+                      <w:sz w:val="21"/>
+                      <w:szCs w:val="21"/>
                     </w:rPr>
                     <w:tab/>
                   </w:r>
@@ -1698,8 +1702,8 @@
                     <w:rPr>
                       <w:rFonts w:ascii="Avenir Next" w:hAnsi="Avenir Next" w:cs="Avenir Next" w:eastAsia="Avenir Next"/>
                       <w:color w:val="1A1A1A"/>
-                      <w:sz w:val="22"/>
-                      <w:szCs w:val="22"/>
+                      <w:sz w:val="21"/>
+                      <w:szCs w:val="21"/>
                     </w:rPr>
                     <w:t xml:space="preserve">0.02 =</w:t>
                   </w:r>
@@ -1707,8 +1711,8 @@
                     <w:rPr>
                       <w:rFonts w:ascii="Avenir Next" w:hAnsi="Avenir Next" w:cs="Avenir Next" w:eastAsia="Avenir Next"/>
                       <w:color w:val="1A1A1A"/>
-                      <w:sz w:val="22"/>
-                      <w:szCs w:val="22"/>
+                      <w:sz w:val="21"/>
+                      <w:szCs w:val="21"/>
                     </w:rPr>
                     <w:t xml:space="preserve">  </w:t>
                   </w:r>
@@ -1716,8 +1720,8 @@
                     <w:rPr>
                       <w:rFonts w:ascii="Avenir Next" w:hAnsi="Avenir Next" w:cs="Avenir Next" w:eastAsia="Avenir Next"/>
                       <w:color w:val="1A1A1A"/>
-                      <w:sz w:val="22"/>
-                      <w:szCs w:val="22"/>
+                      <w:sz w:val="21"/>
+                      <w:szCs w:val="21"/>
                       <w:u w:val="single"/>
                     </w:rPr>
                     <w:t xml:space="preserve">      </w:t>
@@ -1726,8 +1730,8 @@
                     <w:rPr>
                       <w:rFonts w:ascii="Avenir Next" w:hAnsi="Avenir Next" w:cs="Avenir Next" w:eastAsia="Avenir Next"/>
                       <w:color w:val="1A1A1A"/>
-                      <w:sz w:val="22"/>
-                      <w:szCs w:val="22"/>
+                      <w:sz w:val="21"/>
+                      <w:szCs w:val="21"/>
                     </w:rPr>
                     <w:t xml:space="preserve"> %</w:t>
                   </w:r>
@@ -1751,8 +1755,8 @@
                       <w:rFonts w:ascii="Avenir Next" w:hAnsi="Avenir Next" w:cs="Avenir Next" w:eastAsia="Avenir Next"/>
                       <w:b/>
                       <w:color w:val="003A70"/>
-                      <w:sz w:val="22"/>
-                      <w:szCs w:val="22"/>
+                      <w:sz w:val="21"/>
+                      <w:szCs w:val="21"/>
                     </w:rPr>
                     <w:t xml:space="preserve">f.</w:t>
                   </w:r>
@@ -1760,8 +1764,8 @@
                     <w:rPr>
                       <w:rFonts w:ascii="Avenir Next" w:hAnsi="Avenir Next" w:cs="Avenir Next" w:eastAsia="Avenir Next"/>
                       <w:color w:val="1A1A1A"/>
-                      <w:sz w:val="22"/>
-                      <w:szCs w:val="22"/>
+                      <w:sz w:val="21"/>
+                      <w:szCs w:val="21"/>
                     </w:rPr>
                     <w:tab/>
                   </w:r>
@@ -1769,8 +1773,8 @@
                     <w:rPr>
                       <w:rFonts w:ascii="Avenir Next" w:hAnsi="Avenir Next" w:cs="Avenir Next" w:eastAsia="Avenir Next"/>
                       <w:color w:val="1A1A1A"/>
-                      <w:sz w:val="22"/>
-                      <w:szCs w:val="22"/>
+                      <w:sz w:val="21"/>
+                      <w:szCs w:val="21"/>
                     </w:rPr>
                     <w:t xml:space="preserve">7/10 =</w:t>
                   </w:r>
@@ -1778,8 +1782,8 @@
                     <w:rPr>
                       <w:rFonts w:ascii="Avenir Next" w:hAnsi="Avenir Next" w:cs="Avenir Next" w:eastAsia="Avenir Next"/>
                       <w:color w:val="1A1A1A"/>
-                      <w:sz w:val="22"/>
-                      <w:szCs w:val="22"/>
+                      <w:sz w:val="21"/>
+                      <w:szCs w:val="21"/>
                     </w:rPr>
                     <w:t xml:space="preserve">  </w:t>
                   </w:r>
@@ -1787,8 +1791,8 @@
                     <w:rPr>
                       <w:rFonts w:ascii="Avenir Next" w:hAnsi="Avenir Next" w:cs="Avenir Next" w:eastAsia="Avenir Next"/>
                       <w:color w:val="1A1A1A"/>
-                      <w:sz w:val="22"/>
-                      <w:szCs w:val="22"/>
+                      <w:sz w:val="21"/>
+                      <w:szCs w:val="21"/>
                       <w:u w:val="single"/>
                     </w:rPr>
                     <w:t xml:space="preserve">      </w:t>
@@ -1797,8 +1801,8 @@
                     <w:rPr>
                       <w:rFonts w:ascii="Avenir Next" w:hAnsi="Avenir Next" w:cs="Avenir Next" w:eastAsia="Avenir Next"/>
                       <w:color w:val="1A1A1A"/>
-                      <w:sz w:val="22"/>
-                      <w:szCs w:val="22"/>
+                      <w:sz w:val="21"/>
+                      <w:szCs w:val="21"/>
                     </w:rPr>
                     <w:t xml:space="preserve"> %</w:t>
                   </w:r>
@@ -1868,7 +1872,7 @@
           <w:sz w:val="17"/>
           <w:szCs w:val="17"/>
         </w:rPr>
-        <w:t xml:space="preserve">Builds on Grade 5 · 5.NF.B.3</w:t>
+        <w:t xml:space="preserve">Builds on Grade 5</w:t>
       </w:r>
     </w:p>
     <w:tbl>
@@ -1999,7 +2003,7 @@
                 <w:sz w:val="20"/>
                 <w:szCs w:val="20"/>
               </w:rPr>
-              <w:t xml:space="preserve">You will use it in Practice Form A, problems 1 and 6.</w:t>
+              <w:t xml:space="preserve">You will use it in Practice, problems 1 and 6.</w:t>
             </w:r>
           </w:p>
         </w:tc>
@@ -2015,6 +2019,7 @@
           <w:tab w:val="right" w:pos="9504"/>
         </w:tabs>
         <w:spacing w:before="50" w:after="36" w:line="240" w:lineRule="auto"/>
+        <w:outlineLvl w:val="1"/>
       </w:pPr>
       <w:r>
         <w:rPr>
@@ -2272,6 +2277,7 @@
           <w:tab w:val="right" w:pos="9504"/>
         </w:tabs>
         <w:spacing w:before="50" w:after="36" w:line="240" w:lineRule="auto"/>
+        <w:outlineLvl w:val="1"/>
       </w:pPr>
       <w:r>
         <w:rPr>
@@ -2478,6 +2484,7 @@
           <w:tab w:val="right" w:pos="9504"/>
         </w:tabs>
         <w:spacing w:before="50" w:after="36" w:line="240" w:lineRule="auto"/>
+        <w:outlineLvl w:val="1"/>
       </w:pPr>
       <w:r>
         <w:rPr>
@@ -2524,8 +2531,8 @@
           <w:rFonts w:ascii="Avenir Next" w:hAnsi="Avenir Next" w:cs="Avenir Next" w:eastAsia="Avenir Next"/>
           <w:b/>
           <w:color w:val="1A1A1A"/>
-          <w:sz w:val="22"/>
-          <w:szCs w:val="22"/>
+          <w:sz w:val="21"/>
+          <w:szCs w:val="21"/>
         </w:rPr>
         <w:t xml:space="preserve">4.</w:t>
       </w:r>
@@ -2533,8 +2540,8 @@
         <w:rPr>
           <w:rFonts w:ascii="Avenir Next" w:hAnsi="Avenir Next" w:cs="Avenir Next" w:eastAsia="Avenir Next"/>
           <w:color w:val="1A1A1A"/>
-          <w:sz w:val="22"/>
-          <w:szCs w:val="22"/>
+          <w:sz w:val="21"/>
+          <w:szCs w:val="21"/>
         </w:rPr>
         <w:tab/>
       </w:r>
@@ -2542,8 +2549,8 @@
         <w:rPr>
           <w:rFonts w:ascii="Avenir Next" w:hAnsi="Avenir Next" w:cs="Avenir Next" w:eastAsia="Avenir Next"/>
           <w:color w:val="1A1A1A"/>
-          <w:sz w:val="22"/>
-          <w:szCs w:val="22"/>
+          <w:sz w:val="21"/>
+          <w:szCs w:val="21"/>
         </w:rPr>
         <w:t xml:space="preserve">Write 2/5 as a percent.</w:t>
       </w:r>
@@ -2696,8 +2703,37 @@
           <w:color w:val="1A1A1A"/>
           <w:sz w:val="21"/>
           <w:szCs w:val="21"/>
-        </w:rPr>
-        <w:t xml:space="preserve">2 × 20% = </w:t>
+          <w:u w:val="single"/>
+        </w:rPr>
+        <w:t xml:space="preserve">                </w:t>
+      </w:r>
+      <w:r>
+        <w:rPr>
+          <w:rFonts w:ascii="Avenir Next" w:hAnsi="Avenir Next" w:cs="Avenir Next" w:eastAsia="Avenir Next"/>
+          <w:color w:val="1A1A1A"/>
+          <w:sz w:val="21"/>
+          <w:szCs w:val="21"/>
+        </w:rPr>
+        <w:t xml:space="preserve"> × </w:t>
+      </w:r>
+      <w:r>
+        <w:rPr>
+          <w:rFonts w:ascii="Avenir Next" w:hAnsi="Avenir Next" w:cs="Avenir Next" w:eastAsia="Avenir Next"/>
+          <w:color w:val="1A1A1A"/>
+          <w:sz w:val="21"/>
+          <w:szCs w:val="21"/>
+          <w:u w:val="single"/>
+        </w:rPr>
+        <w:t xml:space="preserve">                </w:t>
+      </w:r>
+      <w:r>
+        <w:rPr>
+          <w:rFonts w:ascii="Avenir Next" w:hAnsi="Avenir Next" w:cs="Avenir Next" w:eastAsia="Avenir Next"/>
+          <w:color w:val="1A1A1A"/>
+          <w:sz w:val="21"/>
+          <w:szCs w:val="21"/>
+        </w:rPr>
+        <w:t xml:space="preserve">% = </w:t>
       </w:r>
       <w:r>
         <w:rPr>
@@ -2738,8 +2774,8 @@
           <w:rFonts w:ascii="Avenir Next" w:hAnsi="Avenir Next" w:cs="Avenir Next" w:eastAsia="Avenir Next"/>
           <w:b/>
           <w:color w:val="1A1A1A"/>
-          <w:sz w:val="22"/>
-          <w:szCs w:val="22"/>
+          <w:sz w:val="21"/>
+          <w:szCs w:val="21"/>
         </w:rPr>
         <w:t xml:space="preserve">5.</w:t>
       </w:r>
@@ -2747,8 +2783,8 @@
         <w:rPr>
           <w:rFonts w:ascii="Avenir Next" w:hAnsi="Avenir Next" w:cs="Avenir Next" w:eastAsia="Avenir Next"/>
           <w:color w:val="1A1A1A"/>
-          <w:sz w:val="22"/>
-          <w:szCs w:val="22"/>
+          <w:sz w:val="21"/>
+          <w:szCs w:val="21"/>
         </w:rPr>
         <w:tab/>
       </w:r>
@@ -2756,8 +2792,8 @@
         <w:rPr>
           <w:rFonts w:ascii="Avenir Next" w:hAnsi="Avenir Next" w:cs="Avenir Next" w:eastAsia="Avenir Next"/>
           <w:color w:val="1A1A1A"/>
-          <w:sz w:val="22"/>
-          <w:szCs w:val="22"/>
+          <w:sz w:val="21"/>
+          <w:szCs w:val="21"/>
         </w:rPr>
         <w:t xml:space="preserve">Write 7/10 as a percent.</w:t>
       </w:r>
@@ -2910,8 +2946,37 @@
           <w:color w:val="1A1A1A"/>
           <w:sz w:val="21"/>
           <w:szCs w:val="21"/>
-        </w:rPr>
-        <w:t xml:space="preserve">7 × 10% = </w:t>
+          <w:u w:val="single"/>
+        </w:rPr>
+        <w:t xml:space="preserve">                </w:t>
+      </w:r>
+      <w:r>
+        <w:rPr>
+          <w:rFonts w:ascii="Avenir Next" w:hAnsi="Avenir Next" w:cs="Avenir Next" w:eastAsia="Avenir Next"/>
+          <w:color w:val="1A1A1A"/>
+          <w:sz w:val="21"/>
+          <w:szCs w:val="21"/>
+        </w:rPr>
+        <w:t xml:space="preserve"> × </w:t>
+      </w:r>
+      <w:r>
+        <w:rPr>
+          <w:rFonts w:ascii="Avenir Next" w:hAnsi="Avenir Next" w:cs="Avenir Next" w:eastAsia="Avenir Next"/>
+          <w:color w:val="1A1A1A"/>
+          <w:sz w:val="21"/>
+          <w:szCs w:val="21"/>
+          <w:u w:val="single"/>
+        </w:rPr>
+        <w:t xml:space="preserve">                </w:t>
+      </w:r>
+      <w:r>
+        <w:rPr>
+          <w:rFonts w:ascii="Avenir Next" w:hAnsi="Avenir Next" w:cs="Avenir Next" w:eastAsia="Avenir Next"/>
+          <w:color w:val="1A1A1A"/>
+          <w:sz w:val="21"/>
+          <w:szCs w:val="21"/>
+        </w:rPr>
+        <w:t xml:space="preserve">% = </w:t>
       </w:r>
       <w:r>
         <w:rPr>
@@ -2948,6 +3013,7 @@
           <w:tab w:val="right" w:pos="9504"/>
         </w:tabs>
         <w:spacing w:before="50" w:after="36" w:line="240" w:lineRule="auto"/>
+        <w:outlineLvl w:val="1"/>
       </w:pPr>
       <w:r>
         <w:rPr>
@@ -3032,8 +3098,8 @@
                 <w:rFonts w:ascii="Avenir Next" w:hAnsi="Avenir Next" w:cs="Avenir Next" w:eastAsia="Avenir Next"/>
                 <w:b/>
                 <w:color w:val="1A1A1A"/>
-                <w:sz w:val="22"/>
-                <w:szCs w:val="22"/>
+                <w:sz w:val="21"/>
+                <w:szCs w:val="21"/>
               </w:rPr>
               <w:t xml:space="preserve">6.</w:t>
             </w:r>
@@ -3041,8 +3107,8 @@
               <w:rPr>
                 <w:rFonts w:ascii="Avenir Next" w:hAnsi="Avenir Next" w:cs="Avenir Next" w:eastAsia="Avenir Next"/>
                 <w:color w:val="1A1A1A"/>
-                <w:sz w:val="22"/>
-                <w:szCs w:val="22"/>
+                <w:sz w:val="21"/>
+                <w:szCs w:val="21"/>
               </w:rPr>
               <w:tab/>
             </w:r>
@@ -3050,8 +3116,8 @@
               <w:rPr>
                 <w:rFonts w:ascii="Avenir Next" w:hAnsi="Avenir Next" w:cs="Avenir Next" w:eastAsia="Avenir Next"/>
                 <w:color w:val="1A1A1A"/>
-                <w:sz w:val="22"/>
-                <w:szCs w:val="22"/>
+                <w:sz w:val="21"/>
+                <w:szCs w:val="21"/>
               </w:rPr>
               <w:t xml:space="preserve">Write each fraction as a percent.</w:t>
             </w:r>
@@ -3106,8 +3172,8 @@
                       <w:rFonts w:ascii="Avenir Next" w:hAnsi="Avenir Next" w:cs="Avenir Next" w:eastAsia="Avenir Next"/>
                       <w:b/>
                       <w:color w:val="003A70"/>
-                      <w:sz w:val="22"/>
-                      <w:szCs w:val="22"/>
+                      <w:sz w:val="21"/>
+                      <w:szCs w:val="21"/>
                     </w:rPr>
                     <w:t xml:space="preserve">a.</w:t>
                   </w:r>
@@ -3115,8 +3181,8 @@
                     <w:rPr>
                       <w:rFonts w:ascii="Avenir Next" w:hAnsi="Avenir Next" w:cs="Avenir Next" w:eastAsia="Avenir Next"/>
                       <w:color w:val="1A1A1A"/>
-                      <w:sz w:val="22"/>
-                      <w:szCs w:val="22"/>
+                      <w:sz w:val="21"/>
+                      <w:szCs w:val="21"/>
                     </w:rPr>
                     <w:tab/>
                   </w:r>
@@ -3124,8 +3190,8 @@
                     <w:rPr>
                       <w:rFonts w:ascii="Avenir Next" w:hAnsi="Avenir Next" w:cs="Avenir Next" w:eastAsia="Avenir Next"/>
                       <w:color w:val="1A1A1A"/>
-                      <w:sz w:val="22"/>
-                      <w:szCs w:val="22"/>
+                      <w:sz w:val="21"/>
+                      <w:szCs w:val="21"/>
                     </w:rPr>
                     <w:t xml:space="preserve">4/5 =</w:t>
                   </w:r>
@@ -3133,8 +3199,8 @@
                     <w:rPr>
                       <w:rFonts w:ascii="Avenir Next" w:hAnsi="Avenir Next" w:cs="Avenir Next" w:eastAsia="Avenir Next"/>
                       <w:color w:val="1A1A1A"/>
-                      <w:sz w:val="22"/>
-                      <w:szCs w:val="22"/>
+                      <w:sz w:val="21"/>
+                      <w:szCs w:val="21"/>
                     </w:rPr>
                     <w:t xml:space="preserve">  </w:t>
                   </w:r>
@@ -3142,8 +3208,8 @@
                     <w:rPr>
                       <w:rFonts w:ascii="Avenir Next" w:hAnsi="Avenir Next" w:cs="Avenir Next" w:eastAsia="Avenir Next"/>
                       <w:color w:val="1A1A1A"/>
-                      <w:sz w:val="22"/>
-                      <w:szCs w:val="22"/>
+                      <w:sz w:val="21"/>
+                      <w:szCs w:val="21"/>
                       <w:u w:val="single"/>
                     </w:rPr>
                     <w:t xml:space="preserve">      </w:t>
@@ -3152,8 +3218,8 @@
                     <w:rPr>
                       <w:rFonts w:ascii="Avenir Next" w:hAnsi="Avenir Next" w:cs="Avenir Next" w:eastAsia="Avenir Next"/>
                       <w:color w:val="1A1A1A"/>
-                      <w:sz w:val="22"/>
-                      <w:szCs w:val="22"/>
+                      <w:sz w:val="21"/>
+                      <w:szCs w:val="21"/>
                     </w:rPr>
                     <w:t xml:space="preserve"> %</w:t>
                   </w:r>
@@ -3177,8 +3243,8 @@
                       <w:rFonts w:ascii="Avenir Next" w:hAnsi="Avenir Next" w:cs="Avenir Next" w:eastAsia="Avenir Next"/>
                       <w:b/>
                       <w:color w:val="003A70"/>
-                      <w:sz w:val="22"/>
-                      <w:szCs w:val="22"/>
+                      <w:sz w:val="21"/>
+                      <w:szCs w:val="21"/>
                     </w:rPr>
                     <w:t xml:space="preserve">b.</w:t>
                   </w:r>
@@ -3186,8 +3252,8 @@
                     <w:rPr>
                       <w:rFonts w:ascii="Avenir Next" w:hAnsi="Avenir Next" w:cs="Avenir Next" w:eastAsia="Avenir Next"/>
                       <w:color w:val="1A1A1A"/>
-                      <w:sz w:val="22"/>
-                      <w:szCs w:val="22"/>
+                      <w:sz w:val="21"/>
+                      <w:szCs w:val="21"/>
                     </w:rPr>
                     <w:tab/>
                   </w:r>
@@ -3195,8 +3261,8 @@
                     <w:rPr>
                       <w:rFonts w:ascii="Avenir Next" w:hAnsi="Avenir Next" w:cs="Avenir Next" w:eastAsia="Avenir Next"/>
                       <w:color w:val="1A1A1A"/>
-                      <w:sz w:val="22"/>
-                      <w:szCs w:val="22"/>
+                      <w:sz w:val="21"/>
+                      <w:szCs w:val="21"/>
                     </w:rPr>
                     <w:t xml:space="preserve">1/4 =</w:t>
                   </w:r>
@@ -3204,8 +3270,8 @@
                     <w:rPr>
                       <w:rFonts w:ascii="Avenir Next" w:hAnsi="Avenir Next" w:cs="Avenir Next" w:eastAsia="Avenir Next"/>
                       <w:color w:val="1A1A1A"/>
-                      <w:sz w:val="22"/>
-                      <w:szCs w:val="22"/>
+                      <w:sz w:val="21"/>
+                      <w:szCs w:val="21"/>
                     </w:rPr>
                     <w:t xml:space="preserve">  </w:t>
                   </w:r>
@@ -3213,8 +3279,8 @@
                     <w:rPr>
                       <w:rFonts w:ascii="Avenir Next" w:hAnsi="Avenir Next" w:cs="Avenir Next" w:eastAsia="Avenir Next"/>
                       <w:color w:val="1A1A1A"/>
-                      <w:sz w:val="22"/>
-                      <w:szCs w:val="22"/>
+                      <w:sz w:val="21"/>
+                      <w:szCs w:val="21"/>
                       <w:u w:val="single"/>
                     </w:rPr>
                     <w:t xml:space="preserve">      </w:t>
@@ -3223,8 +3289,8 @@
                     <w:rPr>
                       <w:rFonts w:ascii="Avenir Next" w:hAnsi="Avenir Next" w:cs="Avenir Next" w:eastAsia="Avenir Next"/>
                       <w:color w:val="1A1A1A"/>
-                      <w:sz w:val="22"/>
-                      <w:szCs w:val="22"/>
+                      <w:sz w:val="21"/>
+                      <w:szCs w:val="21"/>
                     </w:rPr>
                     <w:t xml:space="preserve"> %</w:t>
                   </w:r>
@@ -3248,8 +3314,8 @@
                       <w:rFonts w:ascii="Avenir Next" w:hAnsi="Avenir Next" w:cs="Avenir Next" w:eastAsia="Avenir Next"/>
                       <w:b/>
                       <w:color w:val="003A70"/>
-                      <w:sz w:val="22"/>
-                      <w:szCs w:val="22"/>
+                      <w:sz w:val="21"/>
+                      <w:szCs w:val="21"/>
                     </w:rPr>
                     <w:t xml:space="preserve">c.</w:t>
                   </w:r>
@@ -3257,8 +3323,8 @@
                     <w:rPr>
                       <w:rFonts w:ascii="Avenir Next" w:hAnsi="Avenir Next" w:cs="Avenir Next" w:eastAsia="Avenir Next"/>
                       <w:color w:val="1A1A1A"/>
-                      <w:sz w:val="22"/>
-                      <w:szCs w:val="22"/>
+                      <w:sz w:val="21"/>
+                      <w:szCs w:val="21"/>
                     </w:rPr>
                     <w:tab/>
                   </w:r>
@@ -3266,8 +3332,8 @@
                     <w:rPr>
                       <w:rFonts w:ascii="Avenir Next" w:hAnsi="Avenir Next" w:cs="Avenir Next" w:eastAsia="Avenir Next"/>
                       <w:color w:val="1A1A1A"/>
-                      <w:sz w:val="22"/>
-                      <w:szCs w:val="22"/>
+                      <w:sz w:val="21"/>
+                      <w:szCs w:val="21"/>
                     </w:rPr>
                     <w:t xml:space="preserve">3/10 =</w:t>
                   </w:r>
@@ -3275,8 +3341,8 @@
                     <w:rPr>
                       <w:rFonts w:ascii="Avenir Next" w:hAnsi="Avenir Next" w:cs="Avenir Next" w:eastAsia="Avenir Next"/>
                       <w:color w:val="1A1A1A"/>
-                      <w:sz w:val="22"/>
-                      <w:szCs w:val="22"/>
+                      <w:sz w:val="21"/>
+                      <w:szCs w:val="21"/>
                     </w:rPr>
                     <w:t xml:space="preserve">  </w:t>
                   </w:r>
@@ -3284,8 +3350,8 @@
                     <w:rPr>
                       <w:rFonts w:ascii="Avenir Next" w:hAnsi="Avenir Next" w:cs="Avenir Next" w:eastAsia="Avenir Next"/>
                       <w:color w:val="1A1A1A"/>
-                      <w:sz w:val="22"/>
-                      <w:szCs w:val="22"/>
+                      <w:sz w:val="21"/>
+                      <w:szCs w:val="21"/>
                       <w:u w:val="single"/>
                     </w:rPr>
                     <w:t xml:space="preserve">      </w:t>
@@ -3294,8 +3360,8 @@
                     <w:rPr>
                       <w:rFonts w:ascii="Avenir Next" w:hAnsi="Avenir Next" w:cs="Avenir Next" w:eastAsia="Avenir Next"/>
                       <w:color w:val="1A1A1A"/>
-                      <w:sz w:val="22"/>
-                      <w:szCs w:val="22"/>
+                      <w:sz w:val="21"/>
+                      <w:szCs w:val="21"/>
                     </w:rPr>
                     <w:t xml:space="preserve"> %</w:t>
                   </w:r>
@@ -3325,8 +3391,8 @@
                       <w:rFonts w:ascii="Avenir Next" w:hAnsi="Avenir Next" w:cs="Avenir Next" w:eastAsia="Avenir Next"/>
                       <w:b/>
                       <w:color w:val="003A70"/>
-                      <w:sz w:val="22"/>
-                      <w:szCs w:val="22"/>
+                      <w:sz w:val="21"/>
+                      <w:szCs w:val="21"/>
                     </w:rPr>
                     <w:t xml:space="preserve">d.</w:t>
                   </w:r>
@@ -3334,8 +3400,8 @@
                     <w:rPr>
                       <w:rFonts w:ascii="Avenir Next" w:hAnsi="Avenir Next" w:cs="Avenir Next" w:eastAsia="Avenir Next"/>
                       <w:color w:val="1A1A1A"/>
-                      <w:sz w:val="22"/>
-                      <w:szCs w:val="22"/>
+                      <w:sz w:val="21"/>
+                      <w:szCs w:val="21"/>
                     </w:rPr>
                     <w:tab/>
                   </w:r>
@@ -3343,8 +3409,8 @@
                     <w:rPr>
                       <w:rFonts w:ascii="Avenir Next" w:hAnsi="Avenir Next" w:cs="Avenir Next" w:eastAsia="Avenir Next"/>
                       <w:color w:val="1A1A1A"/>
-                      <w:sz w:val="22"/>
-                      <w:szCs w:val="22"/>
+                      <w:sz w:val="21"/>
+                      <w:szCs w:val="21"/>
                     </w:rPr>
                     <w:t xml:space="preserve">3/5 =</w:t>
                   </w:r>
@@ -3352,8 +3418,8 @@
                     <w:rPr>
                       <w:rFonts w:ascii="Avenir Next" w:hAnsi="Avenir Next" w:cs="Avenir Next" w:eastAsia="Avenir Next"/>
                       <w:color w:val="1A1A1A"/>
-                      <w:sz w:val="22"/>
-                      <w:szCs w:val="22"/>
+                      <w:sz w:val="21"/>
+                      <w:szCs w:val="21"/>
                     </w:rPr>
                     <w:t xml:space="preserve">  </w:t>
                   </w:r>
@@ -3361,8 +3427,8 @@
                     <w:rPr>
                       <w:rFonts w:ascii="Avenir Next" w:hAnsi="Avenir Next" w:cs="Avenir Next" w:eastAsia="Avenir Next"/>
                       <w:color w:val="1A1A1A"/>
-                      <w:sz w:val="22"/>
-                      <w:szCs w:val="22"/>
+                      <w:sz w:val="21"/>
+                      <w:szCs w:val="21"/>
                       <w:u w:val="single"/>
                     </w:rPr>
                     <w:t xml:space="preserve">      </w:t>
@@ -3371,8 +3437,8 @@
                     <w:rPr>
                       <w:rFonts w:ascii="Avenir Next" w:hAnsi="Avenir Next" w:cs="Avenir Next" w:eastAsia="Avenir Next"/>
                       <w:color w:val="1A1A1A"/>
-                      <w:sz w:val="22"/>
-                      <w:szCs w:val="22"/>
+                      <w:sz w:val="21"/>
+                      <w:szCs w:val="21"/>
                     </w:rPr>
                     <w:t xml:space="preserve"> %</w:t>
                   </w:r>
@@ -3396,8 +3462,8 @@
                       <w:rFonts w:ascii="Avenir Next" w:hAnsi="Avenir Next" w:cs="Avenir Next" w:eastAsia="Avenir Next"/>
                       <w:b/>
                       <w:color w:val="003A70"/>
-                      <w:sz w:val="22"/>
-                      <w:szCs w:val="22"/>
+                      <w:sz w:val="21"/>
+                      <w:szCs w:val="21"/>
                     </w:rPr>
                     <w:t xml:space="preserve">e.</w:t>
                   </w:r>
@@ -3405,8 +3471,8 @@
                     <w:rPr>
                       <w:rFonts w:ascii="Avenir Next" w:hAnsi="Avenir Next" w:cs="Avenir Next" w:eastAsia="Avenir Next"/>
                       <w:color w:val="1A1A1A"/>
-                      <w:sz w:val="22"/>
-                      <w:szCs w:val="22"/>
+                      <w:sz w:val="21"/>
+                      <w:szCs w:val="21"/>
                     </w:rPr>
                     <w:tab/>
                   </w:r>
@@ -3414,8 +3480,8 @@
                     <w:rPr>
                       <w:rFonts w:ascii="Avenir Next" w:hAnsi="Avenir Next" w:cs="Avenir Next" w:eastAsia="Avenir Next"/>
                       <w:color w:val="1A1A1A"/>
-                      <w:sz w:val="22"/>
-                      <w:szCs w:val="22"/>
+                      <w:sz w:val="21"/>
+                      <w:szCs w:val="21"/>
                     </w:rPr>
                     <w:t xml:space="preserve">9/10 =</w:t>
                   </w:r>
@@ -3423,8 +3489,8 @@
                     <w:rPr>
                       <w:rFonts w:ascii="Avenir Next" w:hAnsi="Avenir Next" w:cs="Avenir Next" w:eastAsia="Avenir Next"/>
                       <w:color w:val="1A1A1A"/>
-                      <w:sz w:val="22"/>
-                      <w:szCs w:val="22"/>
+                      <w:sz w:val="21"/>
+                      <w:szCs w:val="21"/>
                     </w:rPr>
                     <w:t xml:space="preserve">  </w:t>
                   </w:r>
@@ -3432,8 +3498,8 @@
                     <w:rPr>
                       <w:rFonts w:ascii="Avenir Next" w:hAnsi="Avenir Next" w:cs="Avenir Next" w:eastAsia="Avenir Next"/>
                       <w:color w:val="1A1A1A"/>
-                      <w:sz w:val="22"/>
-                      <w:szCs w:val="22"/>
+                      <w:sz w:val="21"/>
+                      <w:szCs w:val="21"/>
                       <w:u w:val="single"/>
                     </w:rPr>
                     <w:t xml:space="preserve">      </w:t>
@@ -3442,8 +3508,8 @@
                     <w:rPr>
                       <w:rFonts w:ascii="Avenir Next" w:hAnsi="Avenir Next" w:cs="Avenir Next" w:eastAsia="Avenir Next"/>
                       <w:color w:val="1A1A1A"/>
-                      <w:sz w:val="22"/>
-                      <w:szCs w:val="22"/>
+                      <w:sz w:val="21"/>
+                      <w:szCs w:val="21"/>
                     </w:rPr>
                     <w:t xml:space="preserve"> %</w:t>
                   </w:r>
@@ -3467,8 +3533,8 @@
                       <w:rFonts w:ascii="Avenir Next" w:hAnsi="Avenir Next" w:cs="Avenir Next" w:eastAsia="Avenir Next"/>
                       <w:b/>
                       <w:color w:val="003A70"/>
-                      <w:sz w:val="22"/>
-                      <w:szCs w:val="22"/>
+                      <w:sz w:val="21"/>
+                      <w:szCs w:val="21"/>
                     </w:rPr>
                     <w:t xml:space="preserve">f.</w:t>
                   </w:r>
@@ -3476,8 +3542,8 @@
                     <w:rPr>
                       <w:rFonts w:ascii="Avenir Next" w:hAnsi="Avenir Next" w:cs="Avenir Next" w:eastAsia="Avenir Next"/>
                       <w:color w:val="1A1A1A"/>
-                      <w:sz w:val="22"/>
-                      <w:szCs w:val="22"/>
+                      <w:sz w:val="21"/>
+                      <w:szCs w:val="21"/>
                     </w:rPr>
                     <w:tab/>
                   </w:r>
@@ -3485,8 +3551,8 @@
                     <w:rPr>
                       <w:rFonts w:ascii="Avenir Next" w:hAnsi="Avenir Next" w:cs="Avenir Next" w:eastAsia="Avenir Next"/>
                       <w:color w:val="1A1A1A"/>
-                      <w:sz w:val="22"/>
-                      <w:szCs w:val="22"/>
+                      <w:sz w:val="21"/>
+                      <w:szCs w:val="21"/>
                     </w:rPr>
                     <w:t xml:space="preserve">2/4 =</w:t>
                   </w:r>
@@ -3494,8 +3560,8 @@
                     <w:rPr>
                       <w:rFonts w:ascii="Avenir Next" w:hAnsi="Avenir Next" w:cs="Avenir Next" w:eastAsia="Avenir Next"/>
                       <w:color w:val="1A1A1A"/>
-                      <w:sz w:val="22"/>
-                      <w:szCs w:val="22"/>
+                      <w:sz w:val="21"/>
+                      <w:szCs w:val="21"/>
                     </w:rPr>
                     <w:t xml:space="preserve">  </w:t>
                   </w:r>
@@ -3503,8 +3569,8 @@
                     <w:rPr>
                       <w:rFonts w:ascii="Avenir Next" w:hAnsi="Avenir Next" w:cs="Avenir Next" w:eastAsia="Avenir Next"/>
                       <w:color w:val="1A1A1A"/>
-                      <w:sz w:val="22"/>
-                      <w:szCs w:val="22"/>
+                      <w:sz w:val="21"/>
+                      <w:szCs w:val="21"/>
                       <w:u w:val="single"/>
                     </w:rPr>
                     <w:t xml:space="preserve">      </w:t>
@@ -3513,8 +3579,8 @@
                     <w:rPr>
                       <w:rFonts w:ascii="Avenir Next" w:hAnsi="Avenir Next" w:cs="Avenir Next" w:eastAsia="Avenir Next"/>
                       <w:color w:val="1A1A1A"/>
-                      <w:sz w:val="22"/>
-                      <w:szCs w:val="22"/>
+                      <w:sz w:val="21"/>
+                      <w:szCs w:val="21"/>
                     </w:rPr>
                     <w:t xml:space="preserve"> %</w:t>
                   </w:r>
@@ -3545,6 +3611,7 @@
           <w:tab w:val="right" w:pos="9504"/>
         </w:tabs>
         <w:spacing w:before="50" w:after="36" w:line="240" w:lineRule="auto"/>
+        <w:outlineLvl w:val="1"/>
       </w:pPr>
       <w:r>
         <w:rPr>
@@ -3629,8 +3696,8 @@
                 <w:rFonts w:ascii="Avenir Next" w:hAnsi="Avenir Next" w:cs="Avenir Next" w:eastAsia="Avenir Next"/>
                 <w:b/>
                 <w:color w:val="1A1A1A"/>
-                <w:sz w:val="22"/>
-                <w:szCs w:val="22"/>
+                <w:sz w:val="21"/>
+                <w:szCs w:val="21"/>
               </w:rPr>
               <w:t xml:space="preserve">7.</w:t>
             </w:r>
@@ -3638,8 +3705,8 @@
               <w:rPr>
                 <w:rFonts w:ascii="Avenir Next" w:hAnsi="Avenir Next" w:cs="Avenir Next" w:eastAsia="Avenir Next"/>
                 <w:color w:val="1A1A1A"/>
-                <w:sz w:val="22"/>
-                <w:szCs w:val="22"/>
+                <w:sz w:val="21"/>
+                <w:szCs w:val="21"/>
               </w:rPr>
               <w:tab/>
             </w:r>
@@ -3647,8 +3714,8 @@
               <w:rPr>
                 <w:rFonts w:ascii="Avenir Next" w:hAnsi="Avenir Next" w:cs="Avenir Next" w:eastAsia="Avenir Next"/>
                 <w:color w:val="1A1A1A"/>
-                <w:sz w:val="22"/>
-                <w:szCs w:val="22"/>
+                <w:sz w:val="21"/>
+                <w:szCs w:val="21"/>
               </w:rPr>
               <w:t xml:space="preserve">Which is greater, 3/5 or 58%?</w:t>
             </w:r>
@@ -3701,8 +3768,8 @@
                       <w:rFonts w:ascii="Avenir Next" w:hAnsi="Avenir Next" w:cs="Avenir Next" w:eastAsia="Avenir Next"/>
                       <w:b/>
                       <w:color w:val="003A70"/>
-                      <w:sz w:val="21"/>
-                      <w:szCs w:val="21"/>
+                      <w:sz w:val="22"/>
+                      <w:szCs w:val="22"/>
                     </w:rPr>
                     <w:t xml:space="preserve">A</w:t>
                   </w:r>
@@ -3710,8 +3777,8 @@
                     <w:rPr>
                       <w:rFonts w:ascii="Avenir Next" w:hAnsi="Avenir Next" w:cs="Avenir Next" w:eastAsia="Avenir Next"/>
                       <w:color w:val="1A1A1A"/>
-                      <w:sz w:val="21"/>
-                      <w:szCs w:val="21"/>
+                      <w:sz w:val="22"/>
+                      <w:szCs w:val="22"/>
                     </w:rPr>
                     <w:tab/>
                   </w:r>
@@ -3719,8 +3786,8 @@
                     <w:rPr>
                       <w:rFonts w:ascii="Avenir Next" w:hAnsi="Avenir Next" w:cs="Avenir Next" w:eastAsia="Avenir Next"/>
                       <w:color w:val="1A1A1A"/>
-                      <w:sz w:val="21"/>
-                      <w:szCs w:val="21"/>
+                      <w:sz w:val="22"/>
+                      <w:szCs w:val="22"/>
                     </w:rPr>
                     <w:t xml:space="preserve">58%, because 58 is more than 3 and 5</w:t>
                   </w:r>
@@ -3744,8 +3811,8 @@
                       <w:rFonts w:ascii="Avenir Next" w:hAnsi="Avenir Next" w:cs="Avenir Next" w:eastAsia="Avenir Next"/>
                       <w:b/>
                       <w:color w:val="003A70"/>
-                      <w:sz w:val="21"/>
-                      <w:szCs w:val="21"/>
+                      <w:sz w:val="22"/>
+                      <w:szCs w:val="22"/>
                     </w:rPr>
                     <w:t xml:space="preserve">B</w:t>
                   </w:r>
@@ -3753,8 +3820,8 @@
                     <w:rPr>
                       <w:rFonts w:ascii="Avenir Next" w:hAnsi="Avenir Next" w:cs="Avenir Next" w:eastAsia="Avenir Next"/>
                       <w:color w:val="1A1A1A"/>
-                      <w:sz w:val="21"/>
-                      <w:szCs w:val="21"/>
+                      <w:sz w:val="22"/>
+                      <w:szCs w:val="22"/>
                     </w:rPr>
                     <w:tab/>
                   </w:r>
@@ -3762,8 +3829,8 @@
                     <w:rPr>
                       <w:rFonts w:ascii="Avenir Next" w:hAnsi="Avenir Next" w:cs="Avenir Next" w:eastAsia="Avenir Next"/>
                       <w:color w:val="1A1A1A"/>
-                      <w:sz w:val="21"/>
-                      <w:szCs w:val="21"/>
+                      <w:sz w:val="22"/>
+                      <w:szCs w:val="22"/>
                     </w:rPr>
                     <w:t xml:space="preserve">3/5, because 3/5 = 60%</w:t>
                   </w:r>
@@ -3792,8 +3859,8 @@
                       <w:rFonts w:ascii="Avenir Next" w:hAnsi="Avenir Next" w:cs="Avenir Next" w:eastAsia="Avenir Next"/>
                       <w:b/>
                       <w:color w:val="003A70"/>
-                      <w:sz w:val="21"/>
-                      <w:szCs w:val="21"/>
+                      <w:sz w:val="22"/>
+                      <w:szCs w:val="22"/>
                     </w:rPr>
                     <w:t xml:space="preserve">C</w:t>
                   </w:r>
@@ -3801,8 +3868,8 @@
                     <w:rPr>
                       <w:rFonts w:ascii="Avenir Next" w:hAnsi="Avenir Next" w:cs="Avenir Next" w:eastAsia="Avenir Next"/>
                       <w:color w:val="1A1A1A"/>
-                      <w:sz w:val="21"/>
-                      <w:szCs w:val="21"/>
+                      <w:sz w:val="22"/>
+                      <w:szCs w:val="22"/>
                     </w:rPr>
                     <w:tab/>
                   </w:r>
@@ -3810,8 +3877,8 @@
                     <w:rPr>
                       <w:rFonts w:ascii="Avenir Next" w:hAnsi="Avenir Next" w:cs="Avenir Next" w:eastAsia="Avenir Next"/>
                       <w:color w:val="1A1A1A"/>
-                      <w:sz w:val="21"/>
-                      <w:szCs w:val="21"/>
+                      <w:sz w:val="22"/>
+                      <w:szCs w:val="22"/>
                     </w:rPr>
                     <w:t xml:space="preserve">They are equal.</w:t>
                   </w:r>
@@ -3835,8 +3902,8 @@
                       <w:rFonts w:ascii="Avenir Next" w:hAnsi="Avenir Next" w:cs="Avenir Next" w:eastAsia="Avenir Next"/>
                       <w:b/>
                       <w:color w:val="003A70"/>
-                      <w:sz w:val="21"/>
-                      <w:szCs w:val="21"/>
+                      <w:sz w:val="22"/>
+                      <w:szCs w:val="22"/>
                     </w:rPr>
                     <w:t xml:space="preserve">D</w:t>
                   </w:r>
@@ -3844,8 +3911,8 @@
                     <w:rPr>
                       <w:rFonts w:ascii="Avenir Next" w:hAnsi="Avenir Next" w:cs="Avenir Next" w:eastAsia="Avenir Next"/>
                       <w:color w:val="1A1A1A"/>
-                      <w:sz w:val="21"/>
-                      <w:szCs w:val="21"/>
+                      <w:sz w:val="22"/>
+                      <w:szCs w:val="22"/>
                     </w:rPr>
                     <w:tab/>
                   </w:r>
@@ -3853,8 +3920,8 @@
                     <w:rPr>
                       <w:rFonts w:ascii="Avenir Next" w:hAnsi="Avenir Next" w:cs="Avenir Next" w:eastAsia="Avenir Next"/>
                       <w:color w:val="1A1A1A"/>
-                      <w:sz w:val="21"/>
-                      <w:szCs w:val="21"/>
+                      <w:sz w:val="22"/>
+                      <w:szCs w:val="22"/>
                     </w:rPr>
                     <w:t xml:space="preserve">58%, because 3/5 = 35%</w:t>
                   </w:r>
@@ -3902,19 +3969,19 @@
         <w:tblLook w:val="0000" w:firstRow="0" w:lastRow="0" w:firstColumn="0" w:lastColumn="0" w:noHBand="1" w:noVBand="1"/>
       </w:tblPr>
       <w:tblGrid>
-        <w:gridCol w:w="2000"/>
-        <w:gridCol w:w="2300"/>
-        <w:gridCol w:w="2100"/>
-        <w:gridCol w:w="3104"/>
+        <w:gridCol w:w="1750"/>
+        <w:gridCol w:w="2500"/>
+        <w:gridCol w:w="2200"/>
+        <w:gridCol w:w="3054"/>
       </w:tblGrid>
       <w:tr>
         <w:trPr>
           <w:cantSplit/>
-          <w:trHeight w:val="320" w:hRule="atLeast"/>
+          <w:trHeight w:val="300" w:hRule="atLeast"/>
         </w:trPr>
         <w:tc>
           <w:tcPr>
-            <w:tcW w:w="2000" w:type="dxa"/>
+            <w:tcW w:w="1750" w:type="dxa"/>
             <w:vAlign w:val="center"/>
           </w:tcPr>
           <w:p>
@@ -3936,7 +4003,7 @@
         </w:tc>
         <w:tc>
           <w:tcPr>
-            <w:tcW w:w="2300" w:type="dxa"/>
+            <w:tcW w:w="2500" w:type="dxa"/>
             <w:vAlign w:val="center"/>
           </w:tcPr>
           <w:p>
@@ -3947,8 +4014,8 @@
               <w:rPr>
                 <w:rFonts w:ascii="Arial" w:hAnsi="Arial" w:cs="Arial" w:eastAsia="Arial"/>
                 <w:color w:val="1A1A1A"/>
-                <w:sz w:val="24"/>
-                <w:szCs w:val="24"/>
+                <w:sz w:val="20"/>
+                <w:szCs w:val="20"/>
               </w:rPr>
               <w:t xml:space="preserve">□</w:t>
             </w:r>
@@ -3965,7 +4032,7 @@
         </w:tc>
         <w:tc>
           <w:tcPr>
-            <w:tcW w:w="2100" w:type="dxa"/>
+            <w:tcW w:w="2200" w:type="dxa"/>
             <w:vAlign w:val="center"/>
           </w:tcPr>
           <w:p>
@@ -3976,8 +4043,8 @@
               <w:rPr>
                 <w:rFonts w:ascii="Arial" w:hAnsi="Arial" w:cs="Arial" w:eastAsia="Arial"/>
                 <w:color w:val="1A1A1A"/>
-                <w:sz w:val="24"/>
-                <w:szCs w:val="24"/>
+                <w:sz w:val="20"/>
+                <w:szCs w:val="20"/>
               </w:rPr>
               <w:t xml:space="preserve">□</w:t>
             </w:r>
@@ -3994,7 +4061,7 @@
         </w:tc>
         <w:tc>
           <w:tcPr>
-            <w:tcW w:w="3104" w:type="dxa"/>
+            <w:tcW w:w="3054" w:type="dxa"/>
             <w:vAlign w:val="center"/>
           </w:tcPr>
           <w:p>
@@ -4005,8 +4072,8 @@
               <w:rPr>
                 <w:rFonts w:ascii="Arial" w:hAnsi="Arial" w:cs="Arial" w:eastAsia="Arial"/>
                 <w:color w:val="1A1A1A"/>
-                <w:sz w:val="24"/>
-                <w:szCs w:val="24"/>
+                <w:sz w:val="20"/>
+                <w:szCs w:val="20"/>
               </w:rPr>
               <w:t xml:space="preserve">□</w:t>
             </w:r>
@@ -4041,7 +4108,7 @@
     <w:sectPr>
       <w:footerReference w:type="default" r:id="rIdFooter1"/>
       <w:pgSz w:w="12240" w:h="15840"/>
-      <w:pgMar w:top="893" w:right="1224" w:bottom="835" w:left="1512" w:header="432" w:footer="432" w:gutter="0"/>
+      <w:pgMar w:top="780" w:right="1224" w:bottom="760" w:left="1512" w:header="432" w:footer="432" w:gutter="0"/>
       <w:cols w:space="720"/>
     </w:sectPr>
   </w:body>
